--- a/guess-what/unit-8-at-the-beach/worksheets/worksheet-B.docx
+++ b/guess-what/unit-8-at-the-beach/worksheets/worksheet-B.docx
@@ -875,7 +875,7 @@
                 <w:i w:val="0"/>
                 <w:sz w:val="22"/>
               </w:rPr>
-              <w:t>The yellow towel is Mum and Dad's. It's theirs. Dilnoza has sunglasses and a shell. The shell is hers, but the sunglasses are Dad's.</w:t>
+              <w:t>The yellow towel is Mom and Dad's. It's theirs. Dilnoza has sunglasses and a shell. The shell is hers, but the sunglasses are Dad's.</w:t>
             </w:r>
           </w:p>
         </w:tc>
@@ -1061,7 +1061,7 @@
                 <w:i w:val="0"/>
                 <w:sz w:val="22"/>
               </w:rPr>
-              <w:t>I'm at the beach. The sea is ___ . I've got ___ .</w:t>
+              <w:t>I'm at the beach. The ocean is ___ . I have ___ .</w:t>
             </w:r>
           </w:p>
           <w:p>
